--- a/subjects/9706 skeleton.docx
+++ b/subjects/9706 skeleton.docx
@@ -27,12 +27,6 @@
       </w:r>
     </w:p>
     <w:p>
-      <w:pPr/>
-      <w:r>
-        <w:t xml:space="preserve">Covers learning outcomes 1.1.1</w:t>
-      </w:r>
-    </w:p>
-    <w:p>
       <w:pPr>
         <w:pStyle w:val="Heading1"/>
       </w:pPr>
@@ -41,12 +35,6 @@
       </w:r>
     </w:p>
     <w:p>
-      <w:pPr/>
-      <w:r>
-        <w:t xml:space="preserve">Covers learning outcomes 1.2.1</w:t>
-      </w:r>
-    </w:p>
-    <w:p>
       <w:pPr>
         <w:pStyle w:val="Heading1"/>
       </w:pPr>
@@ -55,12 +43,6 @@
       </w:r>
     </w:p>
     <w:p>
-      <w:pPr/>
-      <w:r>
-        <w:t xml:space="preserve">Covers learning outcomes 1.3.1, 1.3.2</w:t>
-      </w:r>
-    </w:p>
-    <w:p>
       <w:pPr>
         <w:pStyle w:val="Heading1"/>
       </w:pPr>
@@ -69,12 +51,6 @@
       </w:r>
     </w:p>
     <w:p>
-      <w:pPr/>
-      <w:r>
-        <w:t xml:space="preserve">Covers learning outcomes 1.4.1, 1.4.2, 1.4.3, 1.4.4</w:t>
-      </w:r>
-    </w:p>
-    <w:p>
       <w:pPr>
         <w:pStyle w:val="Heading1"/>
       </w:pPr>
@@ -83,12 +59,6 @@
       </w:r>
     </w:p>
     <w:p>
-      <w:pPr/>
-      <w:r>
-        <w:t xml:space="preserve">Covers learning outcomes 1.5.1, 1.5.2, 1.5.3, 1.5.4</w:t>
-      </w:r>
-    </w:p>
-    <w:p>
       <w:pPr>
         <w:pStyle w:val="Heading1"/>
       </w:pPr>
@@ -97,12 +67,6 @@
       </w:r>
     </w:p>
     <w:p>
-      <w:pPr/>
-      <w:r>
-        <w:t xml:space="preserve">Covers learning outcomes 1.6.1, 1.6.2</w:t>
-      </w:r>
-    </w:p>
-    <w:p>
       <w:pPr>
         <w:pStyle w:val="Heading1"/>
       </w:pPr>
@@ -135,12 +99,6 @@
       </w:r>
     </w:p>
     <w:p>
-      <w:pPr/>
-      <w:r>
-        <w:t xml:space="preserve">Covers learning outcomes 2.1.1</w:t>
-      </w:r>
-    </w:p>
-    <w:p>
       <w:pPr>
         <w:pStyle w:val="Heading1"/>
       </w:pPr>
@@ -149,12 +107,6 @@
       </w:r>
     </w:p>
     <w:p>
-      <w:pPr/>
-      <w:r>
-        <w:t xml:space="preserve">Covers learning outcomes 2.2.1, 2.2.2, 2.2.3, 2.2.4</w:t>
-      </w:r>
-    </w:p>
-    <w:p>
       <w:pPr>
         <w:pStyle w:val="Heading1"/>
       </w:pPr>
@@ -187,12 +139,6 @@
       </w:r>
     </w:p>
     <w:p>
-      <w:pPr/>
-      <w:r>
-        <w:t xml:space="preserve">Covers learning outcomes 3.1.1, 3.1.2, 3.1.3, 3.1.4, 3.1.5</w:t>
-      </w:r>
-    </w:p>
-    <w:p>
       <w:pPr>
         <w:pStyle w:val="Heading1"/>
       </w:pPr>
@@ -201,12 +147,6 @@
       </w:r>
     </w:p>
     <w:p>
-      <w:pPr/>
-      <w:r>
-        <w:t xml:space="preserve">Covers learning outcomes 3.2.1, 3.2.2, 3.2.3</w:t>
-      </w:r>
-    </w:p>
-    <w:p>
       <w:pPr>
         <w:pStyle w:val="Heading1"/>
       </w:pPr>
@@ -215,12 +155,6 @@
       </w:r>
     </w:p>
     <w:p>
-      <w:pPr/>
-      <w:r>
-        <w:t xml:space="preserve">Covers learning outcomes 3.3.1</w:t>
-      </w:r>
-    </w:p>
-    <w:p>
       <w:pPr>
         <w:pStyle w:val="Heading1"/>
       </w:pPr>
@@ -229,12 +163,6 @@
       </w:r>
     </w:p>
     <w:p>
-      <w:pPr/>
-      <w:r>
-        <w:t xml:space="preserve">Covers learning outcomes 3.4.1</w:t>
-      </w:r>
-    </w:p>
-    <w:p>
       <w:pPr>
         <w:pStyle w:val="Heading1"/>
       </w:pPr>
@@ -243,12 +171,6 @@
       </w:r>
     </w:p>
     <w:p>
-      <w:pPr/>
-      <w:r>
-        <w:t xml:space="preserve">Covers learning outcomes 3.5.1</w:t>
-      </w:r>
-    </w:p>
-    <w:p>
       <w:pPr>
         <w:pStyle w:val="Heading1"/>
       </w:pPr>
@@ -281,12 +203,6 @@
       </w:r>
     </w:p>
     <w:p>
-      <w:pPr/>
-      <w:r>
-        <w:t xml:space="preserve">Covers learning outcomes 4.1.1</w:t>
-      </w:r>
-    </w:p>
-    <w:p>
       <w:pPr>
         <w:pStyle w:val="Heading1"/>
       </w:pPr>
@@ -295,12 +211,6 @@
       </w:r>
     </w:p>
     <w:p>
-      <w:pPr/>
-      <w:r>
-        <w:t xml:space="preserve">Covers learning outcomes 4.2.1</w:t>
-      </w:r>
-    </w:p>
-    <w:p>
       <w:pPr>
         <w:pStyle w:val="Heading1"/>
       </w:pPr>
@@ -309,23 +219,11 @@
       </w:r>
     </w:p>
     <w:p>
-      <w:pPr/>
-      <w:r>
-        <w:t xml:space="preserve">Covers learning outcomes 4.3.1</w:t>
-      </w:r>
-    </w:p>
-    <w:p>
       <w:pPr>
         <w:pStyle w:val="Heading1"/>
       </w:pPr>
       <w:r>
         <w:t xml:space="preserve">4.4 Investment appraisal</w:t>
-      </w:r>
-    </w:p>
-    <w:p>
-      <w:pPr/>
-      <w:r>
-        <w:t xml:space="preserve">Covers learning outcomes 4.4.1</w:t>
       </w:r>
     </w:p>
     <w:p>
